--- a/rapports/2026-06-06/EQ10/EQ10_sup_v2/DR_081203020002/92-27-70-24.docx
+++ b/rapports/2026-06-06/EQ10/EQ10_sup_v2/DR_081203020002/92-27-70-24.docx
@@ -297,7 +297,7 @@
           <w:color w:val="1F6FEB"/>
           <w:sz w:val="22"/>
         </w:rPr>
-        <w:t>⚠ INCOHÉRENCES À CORRIGER (84)</w:t>
+        <w:t>⚠ INCOHÉRENCES À CORRIGER (77)</w:t>
       </w:r>
     </w:p>
     <w:tbl>
@@ -1565,7 +1565,7 @@
                 <w:i w:val="0"/>
                 <w:sz w:val="17"/>
               </w:rPr>
-              <w:t>Incohérence!!! seulement les écoles privées paient les frais de scolarité (y compris les frais d'inscription).</w:t>
+              <w:t>Incoherent!!! Le niveau d'études suivi par ADAMA SECK  au cours de l'année 2024/2025 est Primaire ou son niveau d'études le plus élevé atteint est  mais il déclare en 2.11 qu'il a obtenu comme résultat le Diplômé, études achevées.</w:t>
             </w:r>
           </w:p>
         </w:tc>
@@ -1655,7 +1655,7 @@
                 <w:i w:val="0"/>
                 <w:sz w:val="17"/>
               </w:rPr>
-              <w:t>Incoherent!!! Le niveau d'études suivi par MOUSSA SECK  au cours de l'année 2024/2025 est Secondaire 1 (Moyen) Général mais il déclare en 2.11 qu'il a obtenu comme résultat le Diplômé, études achevées.</w:t>
+              <w:t>Prière de corriger cette incoherence en 2.11.</w:t>
             </w:r>
           </w:p>
         </w:tc>
@@ -1714,7 +1714,7 @@
                 <w:color w:val="16A34A"/>
                 <w:sz w:val="16"/>
               </w:rPr>
-              <w:t>—</w:t>
+              <w:t>s00q10, s01q35, s01q36, s01q37, s02q04, s02q15, s01q00b, s02q17_code</w:t>
             </w:r>
           </w:p>
         </w:tc>
@@ -1745,7 +1745,7 @@
                 <w:i w:val="0"/>
                 <w:sz w:val="17"/>
               </w:rPr>
-              <w:t>Prière de corriger cette incoherence en 2.11.</w:t>
+              <w:t>Avertissement!!! L'âge (18 ans) de ALIOU SECK avec son niveau d'étude (5ème année Primaire) semble incoherent, veuillez confirmer cette information avec le QG ou corriger l'incohérence.</w:t>
             </w:r>
           </w:p>
         </w:tc>
@@ -1804,7 +1804,7 @@
                 <w:color w:val="16A34A"/>
                 <w:sz w:val="16"/>
               </w:rPr>
-              <w:t>s01q32, s01q36, s01q38, s04q37_modif, s02q33, s02q34, s01q00b</w:t>
+              <w:t>s02q33, s01q00b</w:t>
             </w:r>
           </w:p>
         </w:tc>
@@ -1835,7 +1835,7 @@
                 <w:i w:val="0"/>
                 <w:sz w:val="17"/>
               </w:rPr>
-              <w:t>Peu probable!!! Vu l'âge (16 ans) de MOUSSA SECK ou l'année à laquelle MOUSSA SECK a fréquenté l'école pour la dernière fois (.) le dernier diplome de MOUSSA SECK ne peut être le Certificat d'études primaires (CEP), prière de corriger cette incohérence ou confirmer avec le QG.</w:t>
+              <w:t>Incoherent!!! La dernière fois que MAGUETTE SECK a  fréquenté l'école est 9999.</w:t>
             </w:r>
           </w:p>
         </w:tc>
@@ -1925,7 +1925,7 @@
                 <w:i w:val="0"/>
                 <w:sz w:val="17"/>
               </w:rPr>
-              <w:t>Incoherent!!! Le niveau d'études suivi par ADAMA SECK  au cours de l'année 2024/2025 est Primaire ou son niveau d'études le plus élevé atteint est  mais il déclare en 2.11 qu'il a obtenu comme résultat le Diplômé, études achevées.</w:t>
+              <w:t>Incoherent!!! Le niveau d'études suivi par MOUSSA SECK  au cours de l'année 2024/2025 est Secondaire 1 (Moyen) Général mais il déclare en 2.11 qu'il a obtenu comme résultat le Diplômé, études achevées.</w:t>
             </w:r>
           </w:p>
         </w:tc>
@@ -1984,7 +1984,7 @@
                 <w:color w:val="16A34A"/>
                 <w:sz w:val="16"/>
               </w:rPr>
-              <w:t>s00q10, s01q35, s01q36, s01q37, s02q04, s02q15, s01q00b, s02q17_code</w:t>
+              <w:t>s01q32, s01q36, s01q38, s04q37_modif, s02q33, s02q34, s01q00b</w:t>
             </w:r>
           </w:p>
         </w:tc>
@@ -2015,7 +2015,7 @@
                 <w:i w:val="0"/>
                 <w:sz w:val="17"/>
               </w:rPr>
-              <w:t>Avertissement!!! L'âge (18 ans) de ALIOU SECK avec son niveau d'étude (5ème année Primaire) semble incoherent, veuillez confirmer cette information avec le QG ou corriger l'incohérence.</w:t>
+              <w:t>Peu probable!!! Vu l'âge (16 ans) de MOUSSA SECK ou l'année à laquelle MOUSSA SECK a fréquenté l'école pour la dernière fois (.) le dernier diplome de MOUSSA SECK ne peut être le Certificat d'études primaires (CEP), prière de corriger cette incohérence ou confirmer avec le QG.</w:t>
             </w:r>
           </w:p>
         </w:tc>
@@ -2048,7 +2048,7 @@
                 <w:i w:val="0"/>
                 <w:sz w:val="16"/>
               </w:rPr>
-              <w:t>S02</w:t>
+              <w:t>S16</w:t>
               <w:br/>
             </w:r>
             <w:r>
@@ -2058,7 +2058,7 @@
                 <w:color w:val="64748B"/>
                 <w:sz w:val="14"/>
               </w:rPr>
-              <w:t>Éducation</w:t>
+              <w:t>Agriculture</w:t>
             </w:r>
           </w:p>
         </w:tc>
@@ -2074,7 +2074,7 @@
                 <w:color w:val="16A34A"/>
                 <w:sz w:val="16"/>
               </w:rPr>
-              <w:t>s02q33, s01q00b</w:t>
+              <w:t>s00q07a, s00q08, s00q10, s00q13_0, s00q15_0, s00q17_0, s00q23a, s00q23b</w:t>
             </w:r>
           </w:p>
         </w:tc>
@@ -2105,7 +2105,7 @@
                 <w:i w:val="0"/>
                 <w:sz w:val="17"/>
               </w:rPr>
-              <w:t>Incoherent!!! La dernière fois que MAGUETTE SECK a  fréquenté l'école est 9999.</w:t>
+              <w:t>La somme des quantités consommées (5 kg), des quantités offertes (5 kg),  des quantités vendus (320 kg) et des quantités en stock (0 kg) depasse la quantité totale (320 kg) que le ménage a eu après la recolte de Arachide , prière de corriger cette incoherence.</w:t>
             </w:r>
           </w:p>
         </w:tc>
@@ -2164,7 +2164,7 @@
                 <w:color w:val="16A34A"/>
                 <w:sz w:val="16"/>
               </w:rPr>
-              <w:t>s00q07a, s00q08, s00q10, s00q13_0, s00q15_0, s00q17_0, s00q23a, s00q23b</w:t>
+              <w:t>s16dq05a, s16dq05c</w:t>
             </w:r>
           </w:p>
         </w:tc>
@@ -2195,7 +2195,7 @@
                 <w:i w:val="0"/>
                 <w:sz w:val="17"/>
               </w:rPr>
-              <w:t>La somme des quantités consommées (5 kg), des quantités offertes (5 kg),  des quantités vendus (320 kg) et des quantités en stock (0 kg) depasse la quantité totale (320 kg) que le ménage a eu après la recolte de Arachide , prière de corriger cette incoherence.</w:t>
+              <w:t>La quantité de s16dq05a estimée en Kg est incohérente avec la prise dans la question s16dq05c, prière de bien estimer et mettre la valeur exacte.</w:t>
             </w:r>
           </w:p>
         </w:tc>
@@ -2210,10 +2210,10 @@
               <w:rPr>
                 <w:b/>
                 <w:i w:val="0"/>
-                <w:color w:val="DC2626"/>
+                <w:color w:val="EA580C"/>
                 <w:sz w:val="16"/>
               </w:rPr>
-              <w:t>Haute</w:t>
+              <w:t>Moyenne</w:t>
             </w:r>
           </w:p>
         </w:tc>
@@ -2228,7 +2228,7 @@
                 <w:i w:val="0"/>
                 <w:sz w:val="16"/>
               </w:rPr>
-              <w:t>S16</w:t>
+              <w:t>S00</w:t>
               <w:br/>
             </w:r>
             <w:r>
@@ -2238,7 +2238,7 @@
                 <w:color w:val="64748B"/>
                 <w:sz w:val="14"/>
               </w:rPr>
-              <w:t>Agriculture</w:t>
+              <w:t>Identification</w:t>
             </w:r>
           </w:p>
         </w:tc>
@@ -2254,7 +2254,7 @@
                 <w:color w:val="16A34A"/>
                 <w:sz w:val="16"/>
               </w:rPr>
-              <w:t>s16dq05a, s16dq05c</w:t>
+              <w:t>s00q27</w:t>
             </w:r>
           </w:p>
         </w:tc>
@@ -2285,7 +2285,7 @@
                 <w:i w:val="0"/>
                 <w:sz w:val="17"/>
               </w:rPr>
-              <w:t>La quantité de s16dq05a estimée en Kg est incohérente avec la prise dans la question s16dq05c, prière de bien estimer et mettre la valeur exacte.</w:t>
+              <w:t>Le questionnaire semble ne pas être complètement fini mais le questionnaire est en statut complet, prière de compléter le questionnaire.</w:t>
             </w:r>
           </w:p>
         </w:tc>
@@ -2344,7 +2344,7 @@
                 <w:color w:val="16A34A"/>
                 <w:sz w:val="16"/>
               </w:rPr>
-              <w:t>s00q27</w:t>
+              <w:t>—</w:t>
             </w:r>
           </w:p>
         </w:tc>
@@ -2375,7 +2375,7 @@
                 <w:i w:val="0"/>
                 <w:sz w:val="17"/>
               </w:rPr>
-              <w:t>Le questionnaire semble ne pas être complètement fini mais le questionnaire est en statut complet, prière de compléter le questionnaire.</w:t>
+              <w:t>L'adresse ou la localisation du ménage doit être bien renseignée, ne doit pas contenir des numéros de téléphone et elle semble courte pour être une adresse.</w:t>
             </w:r>
           </w:p>
         </w:tc>
@@ -2465,7 +2465,7 @@
                 <w:i w:val="0"/>
                 <w:sz w:val="17"/>
               </w:rPr>
-              <w:t>L'adresse ou la localisation du ménage doit être bien renseignée, ne doit pas contenir des numéros de téléphone et elle semble courte pour être une adresse.</w:t>
+              <w:t>Prière de renseigner la bonne adresse.</w:t>
             </w:r>
           </w:p>
         </w:tc>
@@ -2498,7 +2498,7 @@
                 <w:i w:val="0"/>
                 <w:sz w:val="16"/>
               </w:rPr>
-              <w:t>S00</w:t>
+              <w:t>S01</w:t>
               <w:br/>
             </w:r>
             <w:r>
@@ -2508,7 +2508,7 @@
                 <w:color w:val="64748B"/>
                 <w:sz w:val="14"/>
               </w:rPr>
-              <w:t>Identification</w:t>
+              <w:t>Démographie</w:t>
             </w:r>
           </w:p>
         </w:tc>
@@ -2555,7 +2555,7 @@
                 <w:i w:val="0"/>
                 <w:sz w:val="17"/>
               </w:rPr>
-              <w:t>Prière de renseigner la bonne adresse.</w:t>
+              <w:t>Prière de verifier l'information donnée par MOR SECK ou corriger au niveau de la section 1.</w:t>
             </w:r>
           </w:p>
         </w:tc>
@@ -2645,7 +2645,7 @@
                 <w:i w:val="0"/>
                 <w:sz w:val="17"/>
               </w:rPr>
-              <w:t>Prière de verifier l'information donnée par MOR SECK ou corriger au niveau de la section 1.</w:t>
+              <w:t>Prière de verifier l'information donnée par MOUSSA SECK ou corriger au niveau de la section 1.</w:t>
             </w:r>
           </w:p>
         </w:tc>
@@ -2735,7 +2735,7 @@
                 <w:i w:val="0"/>
                 <w:sz w:val="17"/>
               </w:rPr>
-              <w:t>Prière de verifier l'information donnée par MOUSSA SECK ou corriger au niveau de la section 1.</w:t>
+              <w:t>Prière de verifier l'information donnée par YADA SECK ou corriger au niveau de la section 1.</w:t>
             </w:r>
           </w:p>
         </w:tc>
@@ -2825,7 +2825,7 @@
                 <w:i w:val="0"/>
                 <w:sz w:val="17"/>
               </w:rPr>
-              <w:t>Prière de verifier l'information donnée par YADA SECK ou corriger au niveau de la section 1.</w:t>
+              <w:t>Prière de verifier l'information donnée par ADAMA SECK ou corriger au niveau de la section 1.</w:t>
             </w:r>
           </w:p>
         </w:tc>
@@ -2915,7 +2915,7 @@
                 <w:i w:val="0"/>
                 <w:sz w:val="17"/>
               </w:rPr>
-              <w:t>Prière de verifier l'information donnée par ADAMA SECK ou corriger au niveau de la section 1.</w:t>
+              <w:t>Prière de verifier l'information donnée par ELHADJI SECK ou corriger au niveau de la section 1.</w:t>
             </w:r>
           </w:p>
         </w:tc>
@@ -3005,637 +3005,7 @@
                 <w:i w:val="0"/>
                 <w:sz w:val="17"/>
               </w:rPr>
-              <w:t>Prière de verifier l'information donnée par ELHADJI SECK ou corriger au niveau de la section 1.</w:t>
-            </w:r>
-          </w:p>
-        </w:tc>
-      </w:tr>
-      <w:tr>
-        <w:tc>
-          <w:tcPr>
-            <w:tcW w:type="dxa" w:w="964"/>
-          </w:tcPr>
-          <w:p>
-            <w:r>
-              <w:rPr>
-                <w:b/>
-                <w:i w:val="0"/>
-                <w:color w:val="EA580C"/>
-                <w:sz w:val="16"/>
-              </w:rPr>
-              <w:t>Moyenne</w:t>
-            </w:r>
-          </w:p>
-        </w:tc>
-        <w:tc>
-          <w:tcPr>
-            <w:tcW w:type="dxa" w:w="1247"/>
-          </w:tcPr>
-          <w:p>
-            <w:r>
-              <w:rPr>
-                <w:b/>
-                <w:i w:val="0"/>
-                <w:sz w:val="16"/>
-              </w:rPr>
-              <w:t>S01</w:t>
-              <w:br/>
-            </w:r>
-            <w:r>
-              <w:rPr>
-                <w:b w:val="0"/>
-                <w:i w:val="0"/>
-                <w:color w:val="64748B"/>
-                <w:sz w:val="14"/>
-              </w:rPr>
-              <w:t>Démographie</w:t>
-            </w:r>
-          </w:p>
-        </w:tc>
-        <w:tc>
-          <w:tcPr>
-            <w:tcW w:type="dxa" w:w="1531"/>
-          </w:tcPr>
-          <w:p>
-            <w:r>
-              <w:rPr>
-                <w:b/>
-                <w:i w:val="0"/>
-                <w:color w:val="16A34A"/>
-                <w:sz w:val="16"/>
-              </w:rPr>
-              <w:t>—</w:t>
-            </w:r>
-          </w:p>
-        </w:tc>
-        <w:tc>
-          <w:tcPr>
-            <w:tcW w:type="dxa" w:w="1191"/>
-          </w:tcPr>
-          <w:p>
-            <w:r>
-              <w:rPr>
-                <w:b w:val="0"/>
-                <w:i w:val="0"/>
-                <w:color w:val="64748B"/>
-                <w:sz w:val="16"/>
-              </w:rPr>
-              <w:t>GT-CQ</w:t>
-            </w:r>
-          </w:p>
-        </w:tc>
-        <w:tc>
-          <w:tcPr>
-            <w:tcW w:type="dxa" w:w="4706"/>
-          </w:tcPr>
-          <w:p>
-            <w:r>
-              <w:rPr>
-                <w:b w:val="0"/>
-                <w:i w:val="0"/>
-                <w:sz w:val="17"/>
-              </w:rPr>
               <w:t>Prière de verifier l'information donnée par FATOU SECK ou corriger au niveau de la section 1.</w:t>
-            </w:r>
-          </w:p>
-        </w:tc>
-      </w:tr>
-      <w:tr>
-        <w:tc>
-          <w:tcPr>
-            <w:tcW w:type="dxa" w:w="964"/>
-          </w:tcPr>
-          <w:p>
-            <w:r>
-              <w:rPr>
-                <w:b/>
-                <w:i w:val="0"/>
-                <w:color w:val="EA580C"/>
-                <w:sz w:val="16"/>
-              </w:rPr>
-              <w:t>Moyenne</w:t>
-            </w:r>
-          </w:p>
-        </w:tc>
-        <w:tc>
-          <w:tcPr>
-            <w:tcW w:type="dxa" w:w="1247"/>
-          </w:tcPr>
-          <w:p>
-            <w:r>
-              <w:rPr>
-                <w:b/>
-                <w:i w:val="0"/>
-                <w:sz w:val="16"/>
-              </w:rPr>
-              <w:t>S02</w:t>
-              <w:br/>
-            </w:r>
-            <w:r>
-              <w:rPr>
-                <w:b w:val="0"/>
-                <w:i w:val="0"/>
-                <w:color w:val="64748B"/>
-                <w:sz w:val="14"/>
-              </w:rPr>
-              <w:t>Éducation</w:t>
-            </w:r>
-          </w:p>
-        </w:tc>
-        <w:tc>
-          <w:tcPr>
-            <w:tcW w:type="dxa" w:w="1531"/>
-          </w:tcPr>
-          <w:p>
-            <w:r>
-              <w:rPr>
-                <w:b/>
-                <w:i w:val="0"/>
-                <w:color w:val="16A34A"/>
-                <w:sz w:val="16"/>
-              </w:rPr>
-              <w:t>—</w:t>
-            </w:r>
-          </w:p>
-        </w:tc>
-        <w:tc>
-          <w:tcPr>
-            <w:tcW w:type="dxa" w:w="1191"/>
-          </w:tcPr>
-          <w:p>
-            <w:r>
-              <w:rPr>
-                <w:b w:val="0"/>
-                <w:i w:val="0"/>
-                <w:color w:val="64748B"/>
-                <w:sz w:val="16"/>
-              </w:rPr>
-              <w:t>GT-CQ</w:t>
-            </w:r>
-          </w:p>
-        </w:tc>
-        <w:tc>
-          <w:tcPr>
-            <w:tcW w:type="dxa" w:w="4706"/>
-          </w:tcPr>
-          <w:p>
-            <w:r>
-              <w:rPr>
-                <w:b w:val="0"/>
-                <w:i w:val="0"/>
-                <w:sz w:val="17"/>
-              </w:rPr>
-              <w:t>veuillez, s'il vous plait, confirmer les frais de scolarité ( 10000 FCFA) payée de MOUSSA SECK avec le QG ou apporter les corrections nécessaires.</w:t>
-            </w:r>
-          </w:p>
-        </w:tc>
-      </w:tr>
-      <w:tr>
-        <w:tc>
-          <w:tcPr>
-            <w:tcW w:type="dxa" w:w="964"/>
-          </w:tcPr>
-          <w:p>
-            <w:r>
-              <w:rPr>
-                <w:b/>
-                <w:i w:val="0"/>
-                <w:color w:val="EA580C"/>
-                <w:sz w:val="16"/>
-              </w:rPr>
-              <w:t>Moyenne</w:t>
-            </w:r>
-          </w:p>
-        </w:tc>
-        <w:tc>
-          <w:tcPr>
-            <w:tcW w:type="dxa" w:w="1247"/>
-          </w:tcPr>
-          <w:p>
-            <w:r>
-              <w:rPr>
-                <w:b/>
-                <w:i w:val="0"/>
-                <w:sz w:val="16"/>
-              </w:rPr>
-              <w:t>S02</w:t>
-              <w:br/>
-            </w:r>
-            <w:r>
-              <w:rPr>
-                <w:b w:val="0"/>
-                <w:i w:val="0"/>
-                <w:color w:val="64748B"/>
-                <w:sz w:val="14"/>
-              </w:rPr>
-              <w:t>Éducation</w:t>
-            </w:r>
-          </w:p>
-        </w:tc>
-        <w:tc>
-          <w:tcPr>
-            <w:tcW w:type="dxa" w:w="1531"/>
-          </w:tcPr>
-          <w:p>
-            <w:r>
-              <w:rPr>
-                <w:b/>
-                <w:i w:val="0"/>
-                <w:color w:val="16A34A"/>
-                <w:sz w:val="16"/>
-              </w:rPr>
-              <w:t>—</w:t>
-            </w:r>
-          </w:p>
-        </w:tc>
-        <w:tc>
-          <w:tcPr>
-            <w:tcW w:type="dxa" w:w="1191"/>
-          </w:tcPr>
-          <w:p>
-            <w:r>
-              <w:rPr>
-                <w:b w:val="0"/>
-                <w:i w:val="0"/>
-                <w:color w:val="64748B"/>
-                <w:sz w:val="16"/>
-              </w:rPr>
-              <w:t>GT-CQ</w:t>
-            </w:r>
-          </w:p>
-        </w:tc>
-        <w:tc>
-          <w:tcPr>
-            <w:tcW w:type="dxa" w:w="4706"/>
-          </w:tcPr>
-          <w:p>
-            <w:r>
-              <w:rPr>
-                <w:b w:val="0"/>
-                <w:i w:val="0"/>
-                <w:sz w:val="17"/>
-              </w:rPr>
-              <w:t>veuillez, s'il vous plait, confirmer les frais de scolarité ( 2000 FCFA) payée de FATOU SECK avec le QG ou apporter les corrections nécessaires.</w:t>
-            </w:r>
-          </w:p>
-        </w:tc>
-      </w:tr>
-      <w:tr>
-        <w:tc>
-          <w:tcPr>
-            <w:tcW w:type="dxa" w:w="964"/>
-          </w:tcPr>
-          <w:p>
-            <w:r>
-              <w:rPr>
-                <w:b/>
-                <w:i w:val="0"/>
-                <w:color w:val="EA580C"/>
-                <w:sz w:val="16"/>
-              </w:rPr>
-              <w:t>Moyenne</w:t>
-            </w:r>
-          </w:p>
-        </w:tc>
-        <w:tc>
-          <w:tcPr>
-            <w:tcW w:type="dxa" w:w="1247"/>
-          </w:tcPr>
-          <w:p>
-            <w:r>
-              <w:rPr>
-                <w:b/>
-                <w:i w:val="0"/>
-                <w:sz w:val="16"/>
-              </w:rPr>
-              <w:t>S02</w:t>
-              <w:br/>
-            </w:r>
-            <w:r>
-              <w:rPr>
-                <w:b w:val="0"/>
-                <w:i w:val="0"/>
-                <w:color w:val="64748B"/>
-                <w:sz w:val="14"/>
-              </w:rPr>
-              <w:t>Éducation</w:t>
-            </w:r>
-          </w:p>
-        </w:tc>
-        <w:tc>
-          <w:tcPr>
-            <w:tcW w:type="dxa" w:w="1531"/>
-          </w:tcPr>
-          <w:p>
-            <w:r>
-              <w:rPr>
-                <w:b/>
-                <w:i w:val="0"/>
-                <w:color w:val="16A34A"/>
-                <w:sz w:val="16"/>
-              </w:rPr>
-              <w:t>—</w:t>
-            </w:r>
-          </w:p>
-        </w:tc>
-        <w:tc>
-          <w:tcPr>
-            <w:tcW w:type="dxa" w:w="1191"/>
-          </w:tcPr>
-          <w:p>
-            <w:r>
-              <w:rPr>
-                <w:b w:val="0"/>
-                <w:i w:val="0"/>
-                <w:color w:val="64748B"/>
-                <w:sz w:val="16"/>
-              </w:rPr>
-              <w:t>GT-CQ</w:t>
-            </w:r>
-          </w:p>
-        </w:tc>
-        <w:tc>
-          <w:tcPr>
-            <w:tcW w:type="dxa" w:w="4706"/>
-          </w:tcPr>
-          <w:p>
-            <w:r>
-              <w:rPr>
-                <w:b w:val="0"/>
-                <w:i w:val="0"/>
-                <w:sz w:val="17"/>
-              </w:rPr>
-              <w:t>veuillez, s'il vous plait, confirmer les frais de scolarité ( 2000 FCFA) payée de MOR SECK avec le QG ou apporter les corrections nécessaires.</w:t>
-            </w:r>
-          </w:p>
-        </w:tc>
-      </w:tr>
-      <w:tr>
-        <w:tc>
-          <w:tcPr>
-            <w:tcW w:type="dxa" w:w="964"/>
-          </w:tcPr>
-          <w:p>
-            <w:r>
-              <w:rPr>
-                <w:b/>
-                <w:i w:val="0"/>
-                <w:color w:val="EA580C"/>
-                <w:sz w:val="16"/>
-              </w:rPr>
-              <w:t>Moyenne</w:t>
-            </w:r>
-          </w:p>
-        </w:tc>
-        <w:tc>
-          <w:tcPr>
-            <w:tcW w:type="dxa" w:w="1247"/>
-          </w:tcPr>
-          <w:p>
-            <w:r>
-              <w:rPr>
-                <w:b/>
-                <w:i w:val="0"/>
-                <w:sz w:val="16"/>
-              </w:rPr>
-              <w:t>S02</w:t>
-              <w:br/>
-            </w:r>
-            <w:r>
-              <w:rPr>
-                <w:b w:val="0"/>
-                <w:i w:val="0"/>
-                <w:color w:val="64748B"/>
-                <w:sz w:val="14"/>
-              </w:rPr>
-              <w:t>Éducation</w:t>
-            </w:r>
-          </w:p>
-        </w:tc>
-        <w:tc>
-          <w:tcPr>
-            <w:tcW w:type="dxa" w:w="1531"/>
-          </w:tcPr>
-          <w:p>
-            <w:r>
-              <w:rPr>
-                <w:b/>
-                <w:i w:val="0"/>
-                <w:color w:val="16A34A"/>
-                <w:sz w:val="16"/>
-              </w:rPr>
-              <w:t>—</w:t>
-            </w:r>
-          </w:p>
-        </w:tc>
-        <w:tc>
-          <w:tcPr>
-            <w:tcW w:type="dxa" w:w="1191"/>
-          </w:tcPr>
-          <w:p>
-            <w:r>
-              <w:rPr>
-                <w:b w:val="0"/>
-                <w:i w:val="0"/>
-                <w:color w:val="64748B"/>
-                <w:sz w:val="16"/>
-              </w:rPr>
-              <w:t>GT-CQ</w:t>
-            </w:r>
-          </w:p>
-        </w:tc>
-        <w:tc>
-          <w:tcPr>
-            <w:tcW w:type="dxa" w:w="4706"/>
-          </w:tcPr>
-          <w:p>
-            <w:r>
-              <w:rPr>
-                <w:b w:val="0"/>
-                <w:i w:val="0"/>
-                <w:sz w:val="17"/>
-              </w:rPr>
-              <w:t>veuillez, s'il vous plait, confirmer les frais de scolarité ( 2000 FCFA) payée de YADA SECK avec le QG ou apporter les corrections nécessaires.</w:t>
-            </w:r>
-          </w:p>
-        </w:tc>
-      </w:tr>
-      <w:tr>
-        <w:tc>
-          <w:tcPr>
-            <w:tcW w:type="dxa" w:w="964"/>
-          </w:tcPr>
-          <w:p>
-            <w:r>
-              <w:rPr>
-                <w:b/>
-                <w:i w:val="0"/>
-                <w:color w:val="EA580C"/>
-                <w:sz w:val="16"/>
-              </w:rPr>
-              <w:t>Moyenne</w:t>
-            </w:r>
-          </w:p>
-        </w:tc>
-        <w:tc>
-          <w:tcPr>
-            <w:tcW w:type="dxa" w:w="1247"/>
-          </w:tcPr>
-          <w:p>
-            <w:r>
-              <w:rPr>
-                <w:b/>
-                <w:i w:val="0"/>
-                <w:sz w:val="16"/>
-              </w:rPr>
-              <w:t>S02</w:t>
-              <w:br/>
-            </w:r>
-            <w:r>
-              <w:rPr>
-                <w:b w:val="0"/>
-                <w:i w:val="0"/>
-                <w:color w:val="64748B"/>
-                <w:sz w:val="14"/>
-              </w:rPr>
-              <w:t>Éducation</w:t>
-            </w:r>
-          </w:p>
-        </w:tc>
-        <w:tc>
-          <w:tcPr>
-            <w:tcW w:type="dxa" w:w="1531"/>
-          </w:tcPr>
-          <w:p>
-            <w:r>
-              <w:rPr>
-                <w:b/>
-                <w:i w:val="0"/>
-                <w:color w:val="16A34A"/>
-                <w:sz w:val="16"/>
-              </w:rPr>
-              <w:t>—</w:t>
-            </w:r>
-          </w:p>
-        </w:tc>
-        <w:tc>
-          <w:tcPr>
-            <w:tcW w:type="dxa" w:w="1191"/>
-          </w:tcPr>
-          <w:p>
-            <w:r>
-              <w:rPr>
-                <w:b w:val="0"/>
-                <w:i w:val="0"/>
-                <w:color w:val="64748B"/>
-                <w:sz w:val="16"/>
-              </w:rPr>
-              <w:t>GT-CQ</w:t>
-            </w:r>
-          </w:p>
-        </w:tc>
-        <w:tc>
-          <w:tcPr>
-            <w:tcW w:type="dxa" w:w="4706"/>
-          </w:tcPr>
-          <w:p>
-            <w:r>
-              <w:rPr>
-                <w:b w:val="0"/>
-                <w:i w:val="0"/>
-                <w:sz w:val="17"/>
-              </w:rPr>
-              <w:t>veuillez, s'il vous plait, confirmer les frais de scolarité ( 2000 FCFA) payée de ADAMA SECK avec le QG ou apporter les corrections nécessaires.</w:t>
-            </w:r>
-          </w:p>
-        </w:tc>
-      </w:tr>
-      <w:tr>
-        <w:tc>
-          <w:tcPr>
-            <w:tcW w:type="dxa" w:w="964"/>
-          </w:tcPr>
-          <w:p>
-            <w:r>
-              <w:rPr>
-                <w:b/>
-                <w:i w:val="0"/>
-                <w:color w:val="EA580C"/>
-                <w:sz w:val="16"/>
-              </w:rPr>
-              <w:t>Moyenne</w:t>
-            </w:r>
-          </w:p>
-        </w:tc>
-        <w:tc>
-          <w:tcPr>
-            <w:tcW w:type="dxa" w:w="1247"/>
-          </w:tcPr>
-          <w:p>
-            <w:r>
-              <w:rPr>
-                <w:b/>
-                <w:i w:val="0"/>
-                <w:sz w:val="16"/>
-              </w:rPr>
-              <w:t>S02</w:t>
-              <w:br/>
-            </w:r>
-            <w:r>
-              <w:rPr>
-                <w:b w:val="0"/>
-                <w:i w:val="0"/>
-                <w:color w:val="64748B"/>
-                <w:sz w:val="14"/>
-              </w:rPr>
-              <w:t>Éducation</w:t>
-            </w:r>
-          </w:p>
-        </w:tc>
-        <w:tc>
-          <w:tcPr>
-            <w:tcW w:type="dxa" w:w="1531"/>
-          </w:tcPr>
-          <w:p>
-            <w:r>
-              <w:rPr>
-                <w:b/>
-                <w:i w:val="0"/>
-                <w:color w:val="16A34A"/>
-                <w:sz w:val="16"/>
-              </w:rPr>
-              <w:t>—</w:t>
-            </w:r>
-          </w:p>
-        </w:tc>
-        <w:tc>
-          <w:tcPr>
-            <w:tcW w:type="dxa" w:w="1191"/>
-          </w:tcPr>
-          <w:p>
-            <w:r>
-              <w:rPr>
-                <w:b w:val="0"/>
-                <w:i w:val="0"/>
-                <w:color w:val="64748B"/>
-                <w:sz w:val="16"/>
-              </w:rPr>
-              <w:t>GT-CQ</w:t>
-            </w:r>
-          </w:p>
-        </w:tc>
-        <w:tc>
-          <w:tcPr>
-            <w:tcW w:type="dxa" w:w="4706"/>
-          </w:tcPr>
-          <w:p>
-            <w:r>
-              <w:rPr>
-                <w:b w:val="0"/>
-                <w:i w:val="0"/>
-                <w:sz w:val="17"/>
-              </w:rPr>
-              <w:t>veuillez, s'il vous plait, confirmer les frais de scolarité ( 2000 FCFA) payée de ELHADJI SECK avec le QG ou apporter les corrections nécessaires.</w:t>
             </w:r>
           </w:p>
         </w:tc>
